--- a/ThesisAhmed.docx
+++ b/ThesisAhmed.docx
@@ -387,7 +387,7 @@
           </mc:Choice>
           <mc:Fallback>
             <w:pict>
-              <v:shape w14:anchorId="0362CC62" id="Text Box 8" o:spid="_x0000_s1027" type="#_x0000_t202" style="position:absolute;left:0;text-align:left;margin-left:84.95pt;margin-top:259.6pt;width:423.2pt;height:149.2pt;z-index:251663360;visibility:visible;mso-wrap-style:square;mso-width-percent:0;mso-height-percent:200;mso-wrap-distance-left:9pt;mso-wrap-distance-top:3.6pt;mso-wrap-distance-right:9pt;mso-wrap-distance-bottom:3.6pt;mso-position-horizontal:absolute;mso-position-horizontal-relative:page;mso-position-vertical:absolute;mso-position-vertical-relative:page;mso-width-percent:0;mso-height-percent:200;mso-width-relative:margin;mso-height-relative:margin;v-text-anchor:top" o:gfxdata="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" filled="f" stroked="f">
+              <v:shape w14:anchorId="0362CC62" id="Text Box 8" o:spid="_x0000_s1027" type="#_x0000_t202" style="position:absolute;left:0;text-align:left;margin-left:84.95pt;margin-top:259.6pt;width:423.2pt;height:149.2pt;z-index:251663360;visibility:visible;mso-wrap-style:square;mso-width-percent:0;mso-height-percent:200;mso-wrap-distance-left:9pt;mso-wrap-distance-top:3.6pt;mso-wrap-distance-right:9pt;mso-wrap-distance-bottom:3.6pt;mso-position-horizontal:absolute;mso-position-horizontal-relative:page;mso-position-vertical:absolute;mso-position-vertical-relative:page;mso-width-percent:0;mso-height-percent:200;mso-width-relative:margin;mso-height-relative:margin;v-text-anchor:top" o:gfxdata="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" filled="f" stroked="f">
                 <v:textbox style="mso-fit-shape-to-text:t">
                   <w:txbxContent>
                     <w:sdt>
@@ -399,11 +399,6 @@
                         <w:lock w:val="sdtContentLocked"/>
                         <w15:appearance w15:val="hidden"/>
                       </w:sdtPr>
-                      <w:sdtEndPr>
-                        <w:rPr>
-                          <w:rStyle w:val="UPPERCASEChar"/>
-                        </w:rPr>
-                      </w:sdtEndPr>
                       <w:sdtContent>
                         <w:p>
                           <w:pPr>
@@ -2952,7 +2947,7 @@
       </w:tr>
       <w:tr>
         <w:trPr>
-          <w:trHeight w:val="625"/>
+          <w:trHeight w:val="90"/>
         </w:trPr>
         <w:tc>
           <w:tcPr>
@@ -3386,7 +3381,7 @@
           </mc:Choice>
           <mc:Fallback>
             <w:pict>
-              <v:shape w14:anchorId="5CC86F15" id="Text Box 16" o:spid="_x0000_s1031" type="#_x0000_t202" style="position:absolute;left:0;text-align:left;margin-left:84.75pt;margin-top:627pt;width:270.2pt;height:149.2pt;z-index:251677696;visibility:visible;mso-wrap-style:square;mso-width-percent:0;mso-height-percent:200;mso-wrap-distance-left:9pt;mso-wrap-distance-top:3.6pt;mso-wrap-distance-right:9pt;mso-wrap-distance-bottom:3.6pt;mso-position-horizontal:absolute;mso-position-horizontal-relative:page;mso-position-vertical:absolute;mso-position-vertical-relative:page;mso-width-percent:0;mso-height-percent:200;mso-width-relative:margin;mso-height-relative:margin;v-text-anchor:top" o:gfxdata="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" filled="f" stroked="f">
+              <v:shape w14:anchorId="5CC86F15" id="Text Box 16" o:spid="_x0000_s1031" type="#_x0000_t202" style="position:absolute;left:0;text-align:left;margin-left:84.75pt;margin-top:627pt;width:270.2pt;height:149.2pt;z-index:251677696;visibility:visible;mso-wrap-style:square;mso-width-percent:0;mso-height-percent:200;mso-wrap-distance-left:9pt;mso-wrap-distance-top:3.6pt;mso-wrap-distance-right:9pt;mso-wrap-distance-bottom:3.6pt;mso-position-horizontal:absolute;mso-position-horizontal-relative:page;mso-position-vertical:absolute;mso-position-vertical-relative:page;mso-width-percent:0;mso-height-percent:200;mso-width-relative:margin;mso-height-relative:margin;v-text-anchor:top" o:gfxdata="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" filled="f" stroked="f">
                 <v:textbox style="mso-fit-shape-to-text:t">
                   <w:txbxContent>
                     <w:p>
@@ -3422,7 +3417,6 @@
                             <w:calendar w:val="gregorian"/>
                           </w:date>
                         </w:sdtPr>
-                        <w:sdtEndPr/>
                         <w:sdtContent>
                           <w:r>
                             <w:rPr>
@@ -3998,7 +3992,7 @@
           </mc:Choice>
           <mc:Fallback>
             <w:pict>
-              <v:shape w14:anchorId="5AAB24E0" id="Text Box 14" o:spid="_x0000_s1033" type="#_x0000_t202" style="position:absolute;left:0;text-align:left;margin-left:84.6pt;margin-top:510.3pt;width:423.2pt;height:149.2pt;z-index:251673600;visibility:visible;mso-wrap-style:square;mso-width-percent:0;mso-height-percent:200;mso-wrap-distance-left:9pt;mso-wrap-distance-top:3.6pt;mso-wrap-distance-right:9pt;mso-wrap-distance-bottom:3.6pt;mso-position-horizontal:absolute;mso-position-horizontal-relative:page;mso-position-vertical:absolute;mso-position-vertical-relative:page;mso-width-percent:0;mso-height-percent:200;mso-width-relative:margin;mso-height-relative:margin;v-text-anchor:top" o:gfxdata="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" filled="f" stroked="f">
+              <v:shape w14:anchorId="5AAB24E0" id="Text Box 14" o:spid="_x0000_s1033" type="#_x0000_t202" style="position:absolute;left:0;text-align:left;margin-left:84.6pt;margin-top:510.3pt;width:423.2pt;height:149.2pt;z-index:251673600;visibility:visible;mso-wrap-style:square;mso-width-percent:0;mso-height-percent:200;mso-wrap-distance-left:9pt;mso-wrap-distance-top:3.6pt;mso-wrap-distance-right:9pt;mso-wrap-distance-bottom:3.6pt;mso-position-horizontal:absolute;mso-position-horizontal-relative:page;mso-position-vertical:absolute;mso-position-vertical-relative:page;mso-width-percent:0;mso-height-percent:200;mso-width-relative:margin;mso-height-relative:margin;v-text-anchor:top" o:gfxdata="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" filled="f" stroked="f">
                 <v:textbox style="mso-fit-shape-to-text:t">
                   <w:txbxContent>
                     <w:sdt>
@@ -4007,7 +4001,6 @@
                         <w:lock w:val="sdtContentLocked"/>
                         <w15:appearance w15:val="hidden"/>
                       </w:sdtPr>
-                      <w:sdtEndPr/>
                       <w:sdtContent>
                         <w:p>
                           <w:pPr>
@@ -4114,6 +4107,69 @@
           <w:docGrid w:linePitch="360"/>
         </w:sectPr>
       </w:pPr>
+      <w:r>
+        <w:rPr>
+          <w:rFonts w:cs="Times New Roman"/>
+          <w:noProof/>
+          <w:szCs w:val="24"/>
+          <w:lang w:val="en-US"/>
+        </w:rPr>
+        <w:drawing>
+          <wp:anchor distT="0" distB="0" distL="114300" distR="114300" simplePos="0" relativeHeight="251678720" behindDoc="0" locked="0" layoutInCell="1" allowOverlap="1" wp14:anchorId="186CA0C4" wp14:editId="57B43D86">
+            <wp:simplePos x="0" y="0"/>
+            <wp:positionH relativeFrom="column">
+              <wp:posOffset>3105919</wp:posOffset>
+            </wp:positionH>
+            <wp:positionV relativeFrom="paragraph">
+              <wp:posOffset>4554278</wp:posOffset>
+            </wp:positionV>
+            <wp:extent cx="1143000" cy="807628"/>
+            <wp:effectExtent l="0" t="0" r="0" b="5715"/>
+            <wp:wrapNone/>
+            <wp:docPr id="1468693551" name="Picture 9"/>
+            <wp:cNvGraphicFramePr>
+              <a:graphicFrameLocks xmlns:a="http://schemas.openxmlformats.org/drawingml/2006/main" noChangeAspect="1"/>
+            </wp:cNvGraphicFramePr>
+            <a:graphic xmlns:a="http://schemas.openxmlformats.org/drawingml/2006/main">
+              <a:graphicData uri="http://schemas.openxmlformats.org/drawingml/2006/picture">
+                <pic:pic xmlns:pic="http://schemas.openxmlformats.org/drawingml/2006/picture">
+                  <pic:nvPicPr>
+                    <pic:cNvPr id="1468693551" name="Picture 1468693551"/>
+                    <pic:cNvPicPr/>
+                  </pic:nvPicPr>
+                  <pic:blipFill>
+                    <a:blip r:embed="rId13" cstate="print">
+                      <a:extLst>
+                        <a:ext uri="{28A0092B-C50C-407E-A947-70E740481C1C}">
+                          <a14:useLocalDpi xmlns:a14="http://schemas.microsoft.com/office/drawing/2010/main" val="0"/>
+                        </a:ext>
+                      </a:extLst>
+                    </a:blip>
+                    <a:stretch>
+                      <a:fillRect/>
+                    </a:stretch>
+                  </pic:blipFill>
+                  <pic:spPr>
+                    <a:xfrm>
+                      <a:off x="0" y="0"/>
+                      <a:ext cx="1143000" cy="807628"/>
+                    </a:xfrm>
+                    <a:prstGeom prst="rect">
+                      <a:avLst/>
+                    </a:prstGeom>
+                  </pic:spPr>
+                </pic:pic>
+              </a:graphicData>
+            </a:graphic>
+            <wp14:sizeRelH relativeFrom="page">
+              <wp14:pctWidth>0</wp14:pctWidth>
+            </wp14:sizeRelH>
+            <wp14:sizeRelV relativeFrom="page">
+              <wp14:pctHeight>0</wp14:pctHeight>
+            </wp14:sizeRelV>
+          </wp:anchor>
+        </w:drawing>
+      </w:r>
     </w:p>
     <w:bookmarkStart w:id="5" w:name="_Toc189486435" w:displacedByCustomXml="next"/>
     <w:sdt>
@@ -9422,7 +9478,7 @@
             <wp:cNvGraphicFramePr/>
             <a:graphic xmlns:a="http://schemas.openxmlformats.org/drawingml/2006/main">
               <a:graphicData uri="http://schemas.openxmlformats.org/drawingml/2006/chart">
-                <c:chart xmlns:c="http://schemas.openxmlformats.org/drawingml/2006/chart" xmlns:r="http://schemas.openxmlformats.org/officeDocument/2006/relationships" r:id="rId13"/>
+                <c:chart xmlns:c="http://schemas.openxmlformats.org/drawingml/2006/chart" xmlns:r="http://schemas.openxmlformats.org/officeDocument/2006/relationships" r:id="rId14"/>
               </a:graphicData>
             </a:graphic>
           </wp:inline>
@@ -9667,7 +9723,7 @@
             <wp:cNvGraphicFramePr/>
             <a:graphic xmlns:a="http://schemas.openxmlformats.org/drawingml/2006/main">
               <a:graphicData uri="http://schemas.openxmlformats.org/drawingml/2006/chart">
-                <c:chart xmlns:c="http://schemas.openxmlformats.org/drawingml/2006/chart" xmlns:r="http://schemas.openxmlformats.org/officeDocument/2006/relationships" r:id="rId14"/>
+                <c:chart xmlns:c="http://schemas.openxmlformats.org/drawingml/2006/chart" xmlns:r="http://schemas.openxmlformats.org/officeDocument/2006/relationships" r:id="rId15"/>
               </a:graphicData>
             </a:graphic>
           </wp:inline>
@@ -10048,7 +10104,7 @@
                     </pic:cNvPicPr>
                   </pic:nvPicPr>
                   <pic:blipFill>
-                    <a:blip r:embed="rId15">
+                    <a:blip r:embed="rId16">
                       <a:extLst>
                         <a:ext uri="{28A0092B-C50C-407E-A947-70E740481C1C}">
                           <a14:useLocalDpi xmlns:a14="http://schemas.microsoft.com/office/drawing/2010/main" val="0"/>
@@ -10673,7 +10729,7 @@
                     <pic:cNvPicPr/>
                   </pic:nvPicPr>
                   <pic:blipFill>
-                    <a:blip r:embed="rId16" cstate="print">
+                    <a:blip r:embed="rId17" cstate="print">
                       <a:extLst>
                         <a:ext uri="{28A0092B-C50C-407E-A947-70E740481C1C}">
                           <a14:useLocalDpi xmlns:a14="http://schemas.microsoft.com/office/drawing/2010/main" val="0"/>
@@ -10936,7 +10992,7 @@
                     <pic:cNvPicPr/>
                   </pic:nvPicPr>
                   <pic:blipFill>
-                    <a:blip r:embed="rId17">
+                    <a:blip r:embed="rId18">
                       <a:extLst>
                         <a:ext uri="{28A0092B-C50C-407E-A947-70E740481C1C}">
                           <a14:useLocalDpi xmlns:a14="http://schemas.microsoft.com/office/drawing/2010/main" val="0"/>
@@ -15542,7 +15598,7 @@
                     <pic:cNvPicPr/>
                   </pic:nvPicPr>
                   <pic:blipFill>
-                    <a:blip r:embed="rId18" cstate="print">
+                    <a:blip r:embed="rId19" cstate="print">
                       <a:extLst>
                         <a:ext uri="{28A0092B-C50C-407E-A947-70E740481C1C}">
                           <a14:useLocalDpi xmlns:a14="http://schemas.microsoft.com/office/drawing/2010/main" val="0"/>
@@ -20068,7 +20124,7 @@
                     <pic:cNvPicPr/>
                   </pic:nvPicPr>
                   <pic:blipFill>
-                    <a:blip r:embed="rId19"/>
+                    <a:blip r:embed="rId20"/>
                     <a:stretch>
                       <a:fillRect/>
                     </a:stretch>
@@ -29639,10 +29695,10 @@
   </w:font>
   <w:font w:name="Wingdings">
     <w:panose1 w:val="05000000000000000000"/>
-    <w:charset w:val="02"/>
-    <w:family w:val="auto"/>
+    <w:charset w:val="4D"/>
+    <w:family w:val="decorative"/>
     <w:pitch w:val="variable"/>
-    <w:sig w:usb0="00000000" w:usb1="10000000" w:usb2="00000000" w:usb3="00000000" w:csb0="80000000" w:csb1="00000000"/>
+    <w:sig w:usb0="00000003" w:usb1="00000000" w:usb2="00000000" w:usb3="00000000" w:csb0="80000001" w:csb1="00000000"/>
   </w:font>
   <w:font w:name="Courier New">
     <w:panose1 w:val="02070309020205020404"/>
@@ -29654,7 +29710,7 @@
   <w:font w:name="Symbol">
     <w:panose1 w:val="05050102010706020507"/>
     <w:charset w:val="02"/>
-    <w:family w:val="roman"/>
+    <w:family w:val="decorative"/>
     <w:pitch w:val="variable"/>
     <w:sig w:usb0="00000000" w:usb1="10000000" w:usb2="00000000" w:usb3="00000000" w:csb0="80000000" w:csb1="00000000"/>
   </w:font>
@@ -29707,7 +29763,7 @@
     <w:charset w:val="A2"/>
     <w:family w:val="modern"/>
     <w:pitch w:val="fixed"/>
-    <w:sig w:usb0="E00006FF" w:usb1="0000FCFF" w:usb2="00000001" w:usb3="00000000" w:csb0="0000019F" w:csb1="00000000"/>
+    <w:sig w:usb0="E10006FF" w:usb1="4000FCFF" w:usb2="00000009" w:usb3="00000000" w:csb0="0000019F" w:csb1="00000000"/>
   </w:font>
   <w:font w:name="Yu Mincho">
     <w:altName w:val="游明朝"/>
@@ -29734,9 +29790,9 @@
   <w:font w:name="Aptos Display">
     <w:panose1 w:val="020B0004020202020204"/>
     <w:charset w:val="00"/>
-    <w:family w:val="roman"/>
-    <w:notTrueType/>
-    <w:pitch w:val="default"/>
+    <w:family w:val="swiss"/>
+    <w:pitch w:val="variable"/>
+    <w:sig w:usb0="20000287" w:usb1="00000003" w:usb2="00000000" w:usb3="00000000" w:csb0="0000019F" w:csb1="00000000"/>
   </w:font>
 </w:fonts>
 </file>
@@ -29826,6 +29882,7 @@
     <w:rsid w:val="008640D7"/>
     <w:rsid w:val="008D1514"/>
     <w:rsid w:val="0094346C"/>
+    <w:rsid w:val="00954341"/>
     <w:rsid w:val="009761CA"/>
     <w:rsid w:val="00985CE0"/>
     <w:rsid w:val="009A113A"/>
@@ -29838,6 +29895,7 @@
     <w:rsid w:val="00A23689"/>
     <w:rsid w:val="00A34359"/>
     <w:rsid w:val="00A520E6"/>
+    <w:rsid w:val="00A52728"/>
     <w:rsid w:val="00A57384"/>
     <w:rsid w:val="00A83A68"/>
     <w:rsid w:val="00A9774D"/>
@@ -29856,7 +29914,9 @@
     <w:rsid w:val="00CC4694"/>
     <w:rsid w:val="00CE55B5"/>
     <w:rsid w:val="00D00AF1"/>
+    <w:rsid w:val="00D07C88"/>
     <w:rsid w:val="00D27411"/>
+    <w:rsid w:val="00D46E56"/>
     <w:rsid w:val="00D5335F"/>
     <w:rsid w:val="00D93026"/>
     <w:rsid w:val="00DB306C"/>
